--- a/store/iskrolom-store-card.docx
+++ b/store/iskrolom-store-card.docx
@@ -2455,7 +2455,7 @@
           <w:sz w:val="22"/>
           <w:szCs w:val="22"/>
         </w:rPr>
-        <w:t xml:space="preserve">upload/video/ — четыре ролика по 34 секунды: вертикальный и горизонтальный, каждый на русском и английском.</w:t>
+        <w:t xml:space="preserve">upload/video/ — четыре ролика по 26 секунд: вертикальный и горизонтальный, каждый на русском и английском. Лимит площадки — 28 секунд, уложились с запасом.</w:t>
       </w:r>
     </w:p>
     <w:p>
